--- a/documentation/M4-Platform-Observability.docx
+++ b/documentation/M4-Platform-Observability.docx
@@ -340,7 +340,7 @@
                 <w:color w:val="1A1F2B"/>
                 <w:sz w:val="19"/>
               </w:rPr>
-              <w:t>Passed from a clean rebuild.</w:t>
+              <w:t>Passed from a clean rebuild</w:t>
             </w:r>
             <w:r>
               <w:rPr>
@@ -350,7 +350,7 @@
                 <w:color w:val="1A1F2B"/>
                 <w:sz w:val="19"/>
               </w:rPr>
-              <w:t xml:space="preserve"> </w:t>
+              <w:t xml:space="preserve">, with two gaps the rebuild itself found and closed. </w:t>
             </w:r>
             <w:r>
               <w:rPr>
@@ -370,7 +370,7 @@
                 <w:color w:val="1A1F2B"/>
                 <w:sz w:val="19"/>
               </w:rPr>
-              <w:t xml:space="preserve"> brought a brand-new cluster to all six Applications Synced + Healthy - policies, secrets, the palisade chart, the observability secret, and the observability stack itself, in that order - with no manual step beyond the age key file. </w:t>
+              <w:t xml:space="preserve"> brought a brand-new cluster to all six Applications Synced + Healthy - policies, secrets, the palisade chart, the observability secret, and the observability stack itself, in that order. </w:t>
             </w:r>
             <w:r>
               <w:rPr>
@@ -390,7 +390,107 @@
                 <w:color w:val="1A1F2B"/>
                 <w:sz w:val="19"/>
               </w:rPr>
-              <w:t xml:space="preserve"> then passed against the freshly rebuilt cluster</w:t>
+              <w:t xml:space="preserve"> then passed for real against the rebuilt cluster, re-run a second time after a Redis restart for a clean budget state (tenant-a 100% success over 31 requests, tenant-b budget-exhausted 23 times) - </w:t>
+            </w:r>
+            <w:r>
+              <w:rPr>
+                <w:rFonts w:ascii="Consolas" w:hAnsi="Consolas"/>
+                <w:b w:val="0"/>
+                <w:i w:val="0"/>
+                <w:color w:val="1F4E57"/>
+                <w:sz w:val="17"/>
+              </w:rPr>
+              <w:t>docs/evidence/m4/08-two-tenants-k6-run-post-rebuild.txt</w:t>
+            </w:r>
+            <w:r>
+              <w:rPr>
+                <w:rFonts w:ascii="Calibri" w:hAnsi="Calibri"/>
+                <w:b w:val="0"/>
+                <w:i w:val="0"/>
+                <w:color w:val="1A1F2B"/>
+                <w:sz w:val="19"/>
+              </w:rPr>
+              <w:t xml:space="preserve">. The rebuild was not hands-free the first time: </w:t>
+            </w:r>
+            <w:r>
+              <w:rPr>
+                <w:rFonts w:ascii="Consolas" w:hAnsi="Consolas"/>
+                <w:b w:val="0"/>
+                <w:i w:val="0"/>
+                <w:color w:val="1F4E57"/>
+                <w:sz w:val="17"/>
+              </w:rPr>
+              <w:t>make up</w:t>
+            </w:r>
+            <w:r>
+              <w:rPr>
+                <w:rFonts w:ascii="Calibri" w:hAnsi="Calibri"/>
+                <w:b w:val="0"/>
+                <w:i w:val="0"/>
+                <w:color w:val="1A1F2B"/>
+                <w:sz w:val="19"/>
+              </w:rPr>
+              <w:t xml:space="preserve"> hit a transient Docker network race right after </w:t>
+            </w:r>
+            <w:r>
+              <w:rPr>
+                <w:rFonts w:ascii="Consolas" w:hAnsi="Consolas"/>
+                <w:b w:val="0"/>
+                <w:i w:val="0"/>
+                <w:color w:val="1F4E57"/>
+                <w:sz w:val="17"/>
+              </w:rPr>
+              <w:t>make down</w:t>
+            </w:r>
+            <w:r>
+              <w:rPr>
+                <w:rFonts w:ascii="Calibri" w:hAnsi="Calibri"/>
+                <w:b w:val="0"/>
+                <w:i w:val="0"/>
+                <w:color w:val="1A1F2B"/>
+                <w:sz w:val="19"/>
+              </w:rPr>
+              <w:t xml:space="preserve"> and needed one manual retry, and a cluster left stopped by a prior session needed </w:t>
+            </w:r>
+            <w:r>
+              <w:rPr>
+                <w:rFonts w:ascii="Consolas" w:hAnsi="Consolas"/>
+                <w:b w:val="0"/>
+                <w:i w:val="0"/>
+                <w:color w:val="1F4E57"/>
+                <w:sz w:val="17"/>
+              </w:rPr>
+              <w:t>k3d cluster start</w:t>
+            </w:r>
+            <w:r>
+              <w:rPr>
+                <w:rFonts w:ascii="Calibri" w:hAnsi="Calibri"/>
+                <w:b w:val="0"/>
+                <w:i w:val="0"/>
+                <w:color w:val="1A1F2B"/>
+                <w:sz w:val="19"/>
+              </w:rPr>
+              <w:t xml:space="preserve"> by hand. Both are now in </w:t>
+            </w:r>
+            <w:r>
+              <w:rPr>
+                <w:rFonts w:ascii="Consolas" w:hAnsi="Consolas"/>
+                <w:b w:val="0"/>
+                <w:i w:val="0"/>
+                <w:color w:val="1F4E57"/>
+                <w:sz w:val="17"/>
+              </w:rPr>
+              <w:t>scripts/cluster-up.sh</w:t>
+            </w:r>
+            <w:r>
+              <w:rPr>
+                <w:rFonts w:ascii="Calibri" w:hAnsi="Calibri"/>
+                <w:b w:val="0"/>
+                <w:i w:val="0"/>
+                <w:color w:val="1A1F2B"/>
+                <w:sz w:val="19"/>
+              </w:rPr>
+              <w:t xml:space="preserve"> itself, per the project rule that a fix needed once belongs in the script, not in a person's memory of what to type</w:t>
             </w:r>
           </w:p>
         </w:tc>
@@ -3372,7 +3472,7 @@
                 <w:color w:val="1A1F2B"/>
                 <w:sz w:val="19"/>
               </w:rPr>
-              <w:t>Tokens/sec by tenant, budget remaining by tenant, budget-exhausted rejections by tenant, cache hit rate</w:t>
+              <w:t>Tokens/sec by tenant, budget remaining by tenant, budget-exhausted rejections by tenant, cache hit rate, tokens saved by the cache</w:t>
             </w:r>
           </w:p>
         </w:tc>
@@ -4496,6 +4596,98 @@
     </w:p>
     <w:p>
       <w:pPr>
+        <w:keepNext/>
+        <w:spacing w:before="100" w:after="20"/>
+        <w:ind w:left="432"/>
+      </w:pPr>
+      <w:r>
+        <w:rPr>
+          <w:rFonts w:ascii="Calibri" w:hAnsi="Calibri"/>
+          <w:b/>
+          <w:color w:val="0B4A52"/>
+          <w:sz w:val="21"/>
+        </w:rPr>
+        <w:t>Step 7.  A second pass found four more gaps a first pass at 'done' had missed</w:t>
+      </w:r>
+    </w:p>
+    <w:p>
+      <w:pPr>
+        <w:spacing w:after="80"/>
+        <w:ind w:left="432"/>
+      </w:pPr>
+      <w:r>
+        <w:rPr>
+          <w:rFonts w:ascii="Calibri" w:hAnsi="Calibri"/>
+          <w:b w:val="0"/>
+          <w:i w:val="0"/>
+          <w:color w:val="1A1F2B"/>
+          <w:sz w:val="20"/>
+        </w:rPr>
+        <w:t>The streaming path (M1's actual request shape) had never been exercised live - sent one for real, read the audit line, both token counts non-zero and correct (</w:t>
+      </w:r>
+      <w:r>
+        <w:rPr>
+          <w:rFonts w:ascii="Consolas" w:hAnsi="Consolas"/>
+          <w:b w:val="0"/>
+          <w:i w:val="0"/>
+          <w:color w:val="1F4E57"/>
+          <w:sz w:val="18"/>
+        </w:rPr>
+        <w:t>docs/evidence/m4/07-streaming-live.txt</w:t>
+      </w:r>
+      <w:r>
+        <w:rPr>
+          <w:rFonts w:ascii="Calibri" w:hAnsi="Calibri"/>
+          <w:b w:val="0"/>
+          <w:i w:val="0"/>
+          <w:color w:val="1A1F2B"/>
+          <w:sz w:val="20"/>
+        </w:rPr>
+        <w:t xml:space="preserve">). Kyverno's signature policy covered the gateway and model-verify but not the gpu-exporter image, in a different namespace - added a third rule, confirmed the real signed image still gets admitted after a rollout restart. The Cost dashboard was missing the one panel the plan explicitly promised ('tokens saved measured'). And </w:t>
+      </w:r>
+      <w:r>
+        <w:rPr>
+          <w:rFonts w:ascii="Consolas" w:hAnsi="Consolas"/>
+          <w:b w:val="0"/>
+          <w:i w:val="0"/>
+          <w:color w:val="1F4E57"/>
+          <w:sz w:val="18"/>
+        </w:rPr>
+        <w:t>promtool test rules</w:t>
+      </w:r>
+      <w:r>
+        <w:rPr>
+          <w:rFonts w:ascii="Calibri" w:hAnsi="Calibri"/>
+          <w:b w:val="0"/>
+          <w:i w:val="0"/>
+          <w:color w:val="1A1F2B"/>
+          <w:sz w:val="20"/>
+        </w:rPr>
+        <w:t xml:space="preserve"> had no way to run itself - added </w:t>
+      </w:r>
+      <w:r>
+        <w:rPr>
+          <w:rFonts w:ascii="Consolas" w:hAnsi="Consolas"/>
+          <w:b w:val="0"/>
+          <w:i w:val="0"/>
+          <w:color w:val="1F4E57"/>
+          <w:sz w:val="18"/>
+        </w:rPr>
+        <w:t>make test-alert-rules</w:t>
+      </w:r>
+      <w:r>
+        <w:rPr>
+          <w:rFonts w:ascii="Calibri" w:hAnsi="Calibri"/>
+          <w:b w:val="0"/>
+          <w:i w:val="0"/>
+          <w:color w:val="1A1F2B"/>
+          <w:sz w:val="20"/>
+        </w:rPr>
+        <w:t xml:space="preserve"> and a CI job that needs no cluster.</w:t>
+      </w:r>
+    </w:p>
+    <w:p>
+      <w:pPr>
         <w:pStyle w:val="Heading2"/>
       </w:pPr>
       <w:r>
@@ -7068,6 +7260,132 @@
                 <w:sz w:val="18"/>
               </w:rPr>
               <w:t>Catches the textbook injection phrasing and nothing subtler - defence in depth, one layer among several, not a claim that prompt injection is solved (ADR 0022)</w:t>
+            </w:r>
+          </w:p>
+        </w:tc>
+      </w:tr>
+      <w:tr>
+        <w:tc>
+          <w:tcPr>
+            <w:tcW w:type="dxa" w:w="3744"/>
+            <w:shd w:val="clear" w:color="auto" w:fill="F2F6F7"/>
+          </w:tcPr>
+          <w:p>
+            <w:pPr>
+              <w:spacing w:before="40" w:after="40"/>
+            </w:pPr>
+            <w:r/>
+            <w:r>
+              <w:rPr>
+                <w:rFonts w:ascii="Calibri" w:hAnsi="Calibri"/>
+                <w:b w:val="0"/>
+                <w:i w:val="0"/>
+                <w:color w:val="1A1F2B"/>
+                <w:sz w:val="18"/>
+              </w:rPr>
+              <w:t>The gpu-exporter Kyverno rule has no tampered-image negative control</w:t>
+            </w:r>
+          </w:p>
+        </w:tc>
+        <w:tc>
+          <w:tcPr>
+            <w:tcW w:type="dxa" w:w="5760"/>
+            <w:shd w:val="clear" w:color="auto" w:fill="F2F6F7"/>
+          </w:tcPr>
+          <w:p>
+            <w:pPr>
+              <w:spacing w:before="40" w:after="40"/>
+            </w:pPr>
+            <w:r/>
+            <w:r>
+              <w:rPr>
+                <w:rFonts w:ascii="Calibri" w:hAnsi="Calibri"/>
+                <w:b w:val="0"/>
+                <w:i w:val="0"/>
+                <w:color w:val="1A1F2B"/>
+                <w:sz w:val="18"/>
+              </w:rPr>
+              <w:t xml:space="preserve">The gateway and model-verify rules each have one (M3's own evidence) proving the same verification code path denies an unsigned image; this third rule uses that identical path with a different </w:t>
+            </w:r>
+            <w:r>
+              <w:rPr>
+                <w:rFonts w:ascii="Consolas" w:hAnsi="Consolas"/>
+                <w:b w:val="0"/>
+                <w:i w:val="0"/>
+                <w:color w:val="1F4E57"/>
+                <w:sz w:val="16"/>
+              </w:rPr>
+              <w:t>imageReferences</w:t>
+            </w:r>
+            <w:r>
+              <w:rPr>
+                <w:rFonts w:ascii="Calibri" w:hAnsi="Calibri"/>
+                <w:b w:val="0"/>
+                <w:i w:val="0"/>
+                <w:color w:val="1A1F2B"/>
+                <w:sz w:val="18"/>
+              </w:rPr>
+              <w:t xml:space="preserve"> pattern. A real attempt was made and stopped when </w:t>
+            </w:r>
+            <w:r>
+              <w:rPr>
+                <w:rFonts w:ascii="Consolas" w:hAnsi="Consolas"/>
+                <w:b w:val="0"/>
+                <w:i w:val="0"/>
+                <w:color w:val="1F4E57"/>
+                <w:sz w:val="16"/>
+              </w:rPr>
+              <w:t>gh auth token</w:t>
+            </w:r>
+            <w:r>
+              <w:rPr>
+                <w:rFonts w:ascii="Calibri" w:hAnsi="Calibri"/>
+                <w:b w:val="0"/>
+                <w:i w:val="0"/>
+                <w:color w:val="1A1F2B"/>
+                <w:sz w:val="18"/>
+              </w:rPr>
+              <w:t xml:space="preserve"> turned out not to carry </w:t>
+            </w:r>
+            <w:r>
+              <w:rPr>
+                <w:rFonts w:ascii="Consolas" w:hAnsi="Consolas"/>
+                <w:b w:val="0"/>
+                <w:i w:val="0"/>
+                <w:color w:val="1F4E57"/>
+                <w:sz w:val="16"/>
+              </w:rPr>
+              <w:t>packages:write</w:t>
+            </w:r>
+            <w:r>
+              <w:rPr>
+                <w:rFonts w:ascii="Calibri" w:hAnsi="Calibri"/>
+                <w:b w:val="0"/>
+                <w:i w:val="0"/>
+                <w:color w:val="1A1F2B"/>
+                <w:sz w:val="18"/>
+              </w:rPr>
+              <w:t xml:space="preserve"> - the same class of scope gap M2 hit with the </w:t>
+            </w:r>
+            <w:r>
+              <w:rPr>
+                <w:rFonts w:ascii="Consolas" w:hAnsi="Consolas"/>
+                <w:b w:val="0"/>
+                <w:i w:val="0"/>
+                <w:color w:val="1F4E57"/>
+                <w:sz w:val="16"/>
+              </w:rPr>
+              <w:t>workflow</w:t>
+            </w:r>
+            <w:r>
+              <w:rPr>
+                <w:rFonts w:ascii="Calibri" w:hAnsi="Calibri"/>
+                <w:b w:val="0"/>
+                <w:i w:val="0"/>
+                <w:color w:val="1A1F2B"/>
+                <w:sz w:val="18"/>
+              </w:rPr>
+              <w:t xml:space="preserve"> scope, not chased further here</w:t>
             </w:r>
           </w:p>
         </w:tc>

--- a/documentation/M4-Platform-Observability.docx
+++ b/documentation/M4-Platform-Observability.docx
@@ -7215,7 +7215,7 @@
                 <w:color w:val="1A1F2B"/>
                 <w:sz w:val="18"/>
               </w:rPr>
-              <w:t>A restart resets every rate-limit window and budget counter to zero. Acceptable for a portfolio-scale platform; would need a PVC (and the sync-wave care ADR 0017 already paid for vLLM's cache) to survive one</w:t>
+              <w:t>A Pod reschedule (node drain, eviction, deliberate deletion) gets a genuinely empty store; a container restarting in place within the same Pod does not, since the stock image's own periodic snapshot plus the surviving emptyDir reload recent state - confirmed live in M5's chaos testing. Acceptable either way for a portfolio-scale platform; would need a PVC (and the sync-wave care ADR 0017 already paid for vLLM's cache) to make both cases stateless</w:t>
             </w:r>
           </w:p>
         </w:tc>
